--- a/WebContent/docx/PD-L1检测报告-简版-苏州市立医院-本部&北区.docx
+++ b/WebContent/docx/PD-L1检测报告-简版-苏州市立医院-本部&北区.docx
@@ -1805,67 +1805,6 @@
           <w:szCs w:val="18"/>
         </w:rPr>
       </w:pPr>
-      <w:r>
-        <w:rPr>
-          <w:sz w:val="18"/>
-        </w:rPr>
-        <w:drawing>
-          <wp:anchor distT="0" distB="0" distL="114300" distR="114300" simplePos="0" relativeHeight="251662336" behindDoc="0" locked="0" layoutInCell="1" allowOverlap="1">
-            <wp:simplePos x="0" y="0"/>
-            <wp:positionH relativeFrom="column">
-              <wp:posOffset>4572000</wp:posOffset>
-            </wp:positionH>
-            <wp:positionV relativeFrom="paragraph">
-              <wp:posOffset>120015</wp:posOffset>
-            </wp:positionV>
-            <wp:extent cx="1442085" cy="1442085"/>
-            <wp:effectExtent l="0" t="0" r="5715" b="5715"/>
-            <wp:wrapNone/>
-            <wp:docPr id="18" name="图片 8"/>
-            <wp:cNvGraphicFramePr>
-              <a:graphicFrameLocks xmlns:a="http://schemas.openxmlformats.org/drawingml/2006/main" noChangeAspect="1"/>
-            </wp:cNvGraphicFramePr>
-            <a:graphic xmlns:a="http://schemas.openxmlformats.org/drawingml/2006/main">
-              <a:graphicData uri="http://schemas.openxmlformats.org/drawingml/2006/picture">
-                <pic:pic xmlns:pic="http://schemas.openxmlformats.org/drawingml/2006/picture">
-                  <pic:nvPicPr>
-                    <pic:cNvPr id="18" name="图片 8"/>
-                    <pic:cNvPicPr>
-                      <a:picLocks noChangeAspect="1" noChangeArrowheads="1"/>
-                    </pic:cNvPicPr>
-                  </pic:nvPicPr>
-                  <pic:blipFill>
-                    <a:blip r:embed="rId6">
-                      <a:extLst>
-                        <a:ext uri="{28A0092B-C50C-407E-A947-70E740481C1C}">
-                          <a14:useLocalDpi xmlns:a14="http://schemas.microsoft.com/office/drawing/2010/main" val="0"/>
-                        </a:ext>
-                      </a:extLst>
-                    </a:blip>
-                    <a:srcRect/>
-                    <a:stretch>
-                      <a:fillRect/>
-                    </a:stretch>
-                  </pic:blipFill>
-                  <pic:spPr>
-                    <a:xfrm>
-                      <a:off x="5261610" y="7098030"/>
-                      <a:ext cx="1442085" cy="1442085"/>
-                    </a:xfrm>
-                    <a:prstGeom prst="rect">
-                      <a:avLst/>
-                    </a:prstGeom>
-                    <a:noFill/>
-                    <a:ln>
-                      <a:noFill/>
-                    </a:ln>
-                  </pic:spPr>
-                </pic:pic>
-              </a:graphicData>
-            </a:graphic>
-          </wp:anchor>
-        </w:drawing>
-      </w:r>
     </w:p>
     <w:p>
       <w:pPr>
@@ -1881,10 +1820,10 @@
           <w:lang w:eastAsia="zh-CN"/>
         </w:rPr>
       </w:pPr>
-      <w:bookmarkStart w:id="0" w:name="_Toc24726"/>
+      <w:bookmarkStart w:id="0" w:name="_Toc31071"/>
       <w:bookmarkStart w:id="1" w:name="_Toc23941"/>
-      <w:bookmarkStart w:id="2" w:name="_Toc7030"/>
-      <w:bookmarkStart w:id="3" w:name="_Toc31071"/>
+      <w:bookmarkStart w:id="2" w:name="_Toc24726"/>
+      <w:bookmarkStart w:id="3" w:name="_Toc7030"/>
     </w:p>
     <w:p>
       <w:pPr>
@@ -1899,65 +1838,12 @@
           <w:lang w:eastAsia="zh-CN"/>
         </w:rPr>
       </w:pPr>
-      <w:r>
-        <w:rPr>
-          <w:rFonts w:ascii="Calibri" w:hAnsi="Calibri" w:eastAsia="宋体" w:cs="Arial"/>
-        </w:rPr>
-        <w:drawing>
-          <wp:anchor distT="0" distB="0" distL="114300" distR="114300" simplePos="0" relativeHeight="251661312" behindDoc="0" locked="0" layoutInCell="1" allowOverlap="1">
-            <wp:simplePos x="0" y="0"/>
-            <wp:positionH relativeFrom="column">
-              <wp:posOffset>4927600</wp:posOffset>
-            </wp:positionH>
-            <wp:positionV relativeFrom="paragraph">
-              <wp:posOffset>118110</wp:posOffset>
-            </wp:positionV>
-            <wp:extent cx="640715" cy="269875"/>
-            <wp:effectExtent l="0" t="0" r="14605" b="4445"/>
-            <wp:wrapNone/>
-            <wp:docPr id="10" name="Picture 6"/>
-            <wp:cNvGraphicFramePr>
-              <a:graphicFrameLocks xmlns:a="http://schemas.openxmlformats.org/drawingml/2006/main" noChangeAspect="1"/>
-            </wp:cNvGraphicFramePr>
-            <a:graphic xmlns:a="http://schemas.openxmlformats.org/drawingml/2006/main">
-              <a:graphicData uri="http://schemas.openxmlformats.org/drawingml/2006/picture">
-                <pic:pic xmlns:pic="http://schemas.openxmlformats.org/drawingml/2006/picture">
-                  <pic:nvPicPr>
-                    <pic:cNvPr id="10" name="Picture 6"/>
-                    <pic:cNvPicPr>
-                      <a:picLocks noChangeAspect="1"/>
-                    </pic:cNvPicPr>
-                  </pic:nvPicPr>
-                  <pic:blipFill>
-                    <a:blip r:embed="rId7"/>
-                    <a:stretch>
-                      <a:fillRect/>
-                    </a:stretch>
-                  </pic:blipFill>
-                  <pic:spPr>
-                    <a:xfrm>
-                      <a:off x="0" y="0"/>
-                      <a:ext cx="640715" cy="269875"/>
-                    </a:xfrm>
-                    <a:prstGeom prst="rect">
-                      <a:avLst/>
-                    </a:prstGeom>
-                    <a:noFill/>
-                    <a:ln>
-                      <a:noFill/>
-                    </a:ln>
-                  </pic:spPr>
-                </pic:pic>
-              </a:graphicData>
-            </a:graphic>
-          </wp:anchor>
-        </w:drawing>
-      </w:r>
+      <w:bookmarkStart w:id="4" w:name="_GoBack"/>
     </w:p>
     <w:tbl>
       <w:tblPr>
         <w:tblStyle w:val="233"/>
-        <w:tblW w:w="6772" w:type="dxa"/>
+        <w:tblW w:w="7435" w:type="dxa"/>
         <w:jc w:val="right"/>
         <w:tblLayout w:type="fixed"/>
         <w:tblCellMar>
@@ -1968,10 +1854,10 @@
         </w:tblCellMar>
       </w:tblPr>
       <w:tblGrid>
-        <w:gridCol w:w="1272"/>
-        <w:gridCol w:w="2040"/>
-        <w:gridCol w:w="1166"/>
-        <w:gridCol w:w="2294"/>
+        <w:gridCol w:w="1093"/>
+        <w:gridCol w:w="2227"/>
+        <w:gridCol w:w="1000"/>
+        <w:gridCol w:w="3115"/>
       </w:tblGrid>
       <w:tr>
         <w:tblPrEx>
@@ -1988,7 +1874,7 @@
         </w:trPr>
         <w:tc>
           <w:tcPr>
-            <w:tcW w:w="1272" w:type="dxa"/>
+            <w:tcW w:w="1093" w:type="dxa"/>
             <w:vAlign w:val="center"/>
           </w:tcPr>
           <w:p>
@@ -2017,7 +1903,7 @@
         </w:tc>
         <w:tc>
           <w:tcPr>
-            <w:tcW w:w="2040" w:type="dxa"/>
+            <w:tcW w:w="2227" w:type="dxa"/>
             <w:vAlign w:val="center"/>
           </w:tcPr>
           <w:p>
@@ -2047,7 +1933,7 @@
         </w:tc>
         <w:tc>
           <w:tcPr>
-            <w:tcW w:w="1166" w:type="dxa"/>
+            <w:tcW w:w="1000" w:type="dxa"/>
             <w:vAlign w:val="center"/>
           </w:tcPr>
           <w:p>
@@ -2085,8 +1971,8 @@
         </w:tc>
         <w:tc>
           <w:tcPr>
-            <w:tcW w:w="2294" w:type="dxa"/>
-            <w:vAlign w:val="center"/>
+            <w:tcW w:w="3115" w:type="dxa"/>
+            <w:vAlign w:val="top"/>
           </w:tcPr>
           <w:p>
             <w:pPr>
@@ -2101,6 +1987,143 @@
                 <w:szCs w:val="24"/>
               </w:rPr>
             </w:pPr>
+            <w:r>
+              <w:rPr>
+                <w:rFonts w:hint="eastAsia" w:eastAsia="微软雅黑"/>
+                <w:b/>
+                <w:bCs/>
+                <w:sz w:val="24"/>
+                <w:szCs w:val="24"/>
+                <w:lang w:eastAsia="zh-CN"/>
+              </w:rPr>
+              <w:t>临检所复核人，</w:t>
+            </w:r>
+            <w:r>
+              <w:rPr>
+                <w:sz w:val="18"/>
+              </w:rPr>
+              <w:drawing>
+                <wp:anchor distT="0" distB="0" distL="114300" distR="114300" simplePos="0" relativeHeight="251662336" behindDoc="0" locked="0" layoutInCell="1" allowOverlap="1">
+                  <wp:simplePos x="0" y="0"/>
+                  <wp:positionH relativeFrom="column">
+                    <wp:posOffset>396875</wp:posOffset>
+                  </wp:positionH>
+                  <wp:positionV relativeFrom="paragraph">
+                    <wp:posOffset>-449580</wp:posOffset>
+                  </wp:positionV>
+                  <wp:extent cx="1442085" cy="1442085"/>
+                  <wp:effectExtent l="0" t="0" r="5715" b="5715"/>
+                  <wp:wrapNone/>
+                  <wp:docPr id="18" name="图片 8"/>
+                  <wp:cNvGraphicFramePr>
+                    <a:graphicFrameLocks xmlns:a="http://schemas.openxmlformats.org/drawingml/2006/main" noChangeAspect="1"/>
+                  </wp:cNvGraphicFramePr>
+                  <a:graphic xmlns:a="http://schemas.openxmlformats.org/drawingml/2006/main">
+                    <a:graphicData uri="http://schemas.openxmlformats.org/drawingml/2006/picture">
+                      <pic:pic xmlns:pic="http://schemas.openxmlformats.org/drawingml/2006/picture">
+                        <pic:nvPicPr>
+                          <pic:cNvPr id="18" name="图片 8"/>
+                          <pic:cNvPicPr>
+                            <a:picLocks noChangeAspect="1" noChangeArrowheads="1"/>
+                          </pic:cNvPicPr>
+                        </pic:nvPicPr>
+                        <pic:blipFill>
+                          <a:blip r:embed="rId6">
+                            <a:extLst>
+                              <a:ext uri="{28A0092B-C50C-407E-A947-70E740481C1C}">
+                                <a14:useLocalDpi xmlns:a14="http://schemas.microsoft.com/office/drawing/2010/main" val="0"/>
+                              </a:ext>
+                            </a:extLst>
+                          </a:blip>
+                          <a:srcRect/>
+                          <a:stretch>
+                            <a:fillRect/>
+                          </a:stretch>
+                        </pic:blipFill>
+                        <pic:spPr>
+                          <a:xfrm>
+                            <a:off x="0" y="0"/>
+                            <a:ext cx="1442085" cy="1442085"/>
+                          </a:xfrm>
+                          <a:prstGeom prst="rect">
+                            <a:avLst/>
+                          </a:prstGeom>
+                          <a:noFill/>
+                          <a:ln>
+                            <a:noFill/>
+                          </a:ln>
+                        </pic:spPr>
+                      </pic:pic>
+                    </a:graphicData>
+                  </a:graphic>
+                </wp:anchor>
+              </w:drawing>
+            </w:r>
+            <w:r>
+              <w:rPr>
+                <w:rFonts w:hint="eastAsia" w:eastAsia="微软雅黑"/>
+                <w:lang w:eastAsia="zh-CN"/>
+              </w:rPr>
+              <w:drawing>
+                <wp:anchor distT="0" distB="0" distL="114300" distR="114300" simplePos="0" relativeHeight="251661312" behindDoc="0" locked="0" layoutInCell="1" allowOverlap="1">
+                  <wp:simplePos x="0" y="0"/>
+                  <wp:positionH relativeFrom="column">
+                    <wp:posOffset>1066165</wp:posOffset>
+                  </wp:positionH>
+                  <wp:positionV relativeFrom="paragraph">
+                    <wp:posOffset>8255</wp:posOffset>
+                  </wp:positionV>
+                  <wp:extent cx="495935" cy="280670"/>
+                  <wp:effectExtent l="0" t="0" r="0" b="9525"/>
+                  <wp:wrapNone/>
+                  <wp:docPr id="8" name="图片 8" descr="王建丽"/>
+                  <wp:cNvGraphicFramePr>
+                    <a:graphicFrameLocks xmlns:a="http://schemas.openxmlformats.org/drawingml/2006/main" noChangeAspect="1"/>
+                  </wp:cNvGraphicFramePr>
+                  <a:graphic xmlns:a="http://schemas.openxmlformats.org/drawingml/2006/main">
+                    <a:graphicData uri="http://schemas.openxmlformats.org/drawingml/2006/picture">
+                      <pic:pic xmlns:pic="http://schemas.openxmlformats.org/drawingml/2006/picture">
+                        <pic:nvPicPr>
+                          <pic:cNvPr id="8" name="图片 8" descr="王建丽"/>
+                          <pic:cNvPicPr>
+                            <a:picLocks noChangeAspect="1"/>
+                          </pic:cNvPicPr>
+                        </pic:nvPicPr>
+                        <pic:blipFill>
+                          <a:blip r:embed="rId7">
+                            <a:clrChange>
+                              <a:clrFrom>
+                                <a:srgbClr val="FFFFFF">
+                                  <a:alpha val="100000"/>
+                                </a:srgbClr>
+                              </a:clrFrom>
+                              <a:clrTo>
+                                <a:srgbClr val="FFFFFF">
+                                  <a:alpha val="100000"/>
+                                  <a:alpha val="0"/>
+                                </a:srgbClr>
+                              </a:clrTo>
+                            </a:clrChange>
+                          </a:blip>
+                          <a:stretch>
+                            <a:fillRect/>
+                          </a:stretch>
+                        </pic:blipFill>
+                        <pic:spPr>
+                          <a:xfrm>
+                            <a:off x="0" y="0"/>
+                            <a:ext cx="495935" cy="280670"/>
+                          </a:xfrm>
+                          <a:prstGeom prst="rect">
+                            <a:avLst/>
+                          </a:prstGeom>
+                        </pic:spPr>
+                      </pic:pic>
+                    </a:graphicData>
+                  </a:graphic>
+                </wp:anchor>
+              </w:drawing>
+            </w:r>
           </w:p>
         </w:tc>
       </w:tr>
@@ -2119,7 +2142,7 @@
         </w:trPr>
         <w:tc>
           <w:tcPr>
-            <w:tcW w:w="1272" w:type="dxa"/>
+            <w:tcW w:w="1093" w:type="dxa"/>
             <w:vAlign w:val="center"/>
           </w:tcPr>
           <w:p>
@@ -2167,7 +2190,7 @@
         </w:tc>
         <w:tc>
           <w:tcPr>
-            <w:tcW w:w="2040" w:type="dxa"/>
+            <w:tcW w:w="2227" w:type="dxa"/>
             <w:vAlign w:val="center"/>
           </w:tcPr>
           <w:p>
@@ -2195,7 +2218,7 @@
         </w:tc>
         <w:tc>
           <w:tcPr>
-            <w:tcW w:w="1166" w:type="dxa"/>
+            <w:tcW w:w="1000" w:type="dxa"/>
             <w:vAlign w:val="center"/>
           </w:tcPr>
           <w:p>
@@ -2242,7 +2265,7 @@
         </w:tc>
         <w:tc>
           <w:tcPr>
-            <w:tcW w:w="2294" w:type="dxa"/>
+            <w:tcW w:w="3115" w:type="dxa"/>
             <w:vAlign w:val="center"/>
           </w:tcPr>
           <w:p>
@@ -2281,6 +2304,7 @@
         </w:rPr>
       </w:pPr>
     </w:p>
+    <w:bookmarkEnd w:id="4"/>
     <w:tbl>
       <w:tblPr>
         <w:tblStyle w:val="230"/>
@@ -2409,8 +2433,6 @@
           <w:szCs w:val="24"/>
         </w:rPr>
       </w:pPr>
-      <w:bookmarkStart w:id="4" w:name="_GoBack"/>
-      <w:bookmarkEnd w:id="4"/>
     </w:p>
     <w:sectPr>
       <w:headerReference r:id="rId3" w:type="default"/>
@@ -6581,9 +6603,7 @@
 
 <file path=customXml/item1.xml><?xml version="1.0" encoding="utf-8"?>
 <s:customData xmlns="http://www.wps.cn/officeDocument/2013/wpsCustomData" xmlns:s="http://www.wps.cn/officeDocument/2013/wpsCustomData">
-  <customSectProps>
-    <customSectPr/>
-  </customSectProps>
+  <customSectProps/>
   <customShpExts>
     <customShpInfo spid="_x0000_s1026" textRotate="1"/>
   </customShpExts>

--- a/WebContent/docx/PD-L1检测报告-简版-苏州市立医院-本部&北区.docx
+++ b/WebContent/docx/PD-L1检测报告-简版-苏州市立医院-本部&北区.docx
@@ -1821,8 +1821,8 @@
         </w:rPr>
       </w:pPr>
       <w:bookmarkStart w:id="0" w:name="_Toc31071"/>
-      <w:bookmarkStart w:id="1" w:name="_Toc23941"/>
-      <w:bookmarkStart w:id="2" w:name="_Toc24726"/>
+      <w:bookmarkStart w:id="1" w:name="_Toc24726"/>
+      <w:bookmarkStart w:id="2" w:name="_Toc23941"/>
       <w:bookmarkStart w:id="3" w:name="_Toc7030"/>
     </w:p>
     <w:p>
@@ -1831,6 +1831,8 @@
           <w:lang w:eastAsia="zh-CN"/>
         </w:rPr>
       </w:pPr>
+      <w:bookmarkStart w:id="4" w:name="_GoBack"/>
+      <w:bookmarkEnd w:id="4"/>
     </w:p>
     <w:p>
       <w:pPr>
@@ -1838,7 +1840,71 @@
           <w:lang w:eastAsia="zh-CN"/>
         </w:rPr>
       </w:pPr>
-      <w:bookmarkStart w:id="4" w:name="_GoBack"/>
+      <w:r>
+        <w:rPr>
+          <w:rFonts w:hint="eastAsia" w:eastAsia="微软雅黑"/>
+          <w:lang w:eastAsia="zh-CN"/>
+        </w:rPr>
+        <w:drawing>
+          <wp:anchor distT="0" distB="0" distL="114300" distR="114300" simplePos="0" relativeHeight="251661312" behindDoc="0" locked="0" layoutInCell="1" allowOverlap="1">
+            <wp:simplePos x="0" y="0"/>
+            <wp:positionH relativeFrom="column">
+              <wp:posOffset>4679950</wp:posOffset>
+            </wp:positionH>
+            <wp:positionV relativeFrom="paragraph">
+              <wp:posOffset>140970</wp:posOffset>
+            </wp:positionV>
+            <wp:extent cx="495935" cy="280670"/>
+            <wp:effectExtent l="0" t="0" r="0" b="9525"/>
+            <wp:wrapNone/>
+            <wp:docPr id="8" name="图片 8" descr="王建丽"/>
+            <wp:cNvGraphicFramePr>
+              <a:graphicFrameLocks xmlns:a="http://schemas.openxmlformats.org/drawingml/2006/main" noChangeAspect="1"/>
+            </wp:cNvGraphicFramePr>
+            <a:graphic xmlns:a="http://schemas.openxmlformats.org/drawingml/2006/main">
+              <a:graphicData uri="http://schemas.openxmlformats.org/drawingml/2006/picture">
+                <pic:pic xmlns:pic="http://schemas.openxmlformats.org/drawingml/2006/picture">
+                  <pic:nvPicPr>
+                    <pic:cNvPr id="8" name="图片 8" descr="王建丽"/>
+                    <pic:cNvPicPr>
+                      <a:picLocks noChangeAspect="1"/>
+                    </pic:cNvPicPr>
+                  </pic:nvPicPr>
+                  <pic:blipFill>
+                    <a:blip r:embed="rId6">
+                      <a:clrChange>
+                        <a:clrFrom>
+                          <a:srgbClr val="FFFFFF">
+                            <a:alpha val="100000"/>
+                          </a:srgbClr>
+                        </a:clrFrom>
+                        <a:clrTo>
+                          <a:srgbClr val="FFFFFF">
+                            <a:alpha val="100000"/>
+                            <a:alpha val="0"/>
+                          </a:srgbClr>
+                        </a:clrTo>
+                      </a:clrChange>
+                    </a:blip>
+                    <a:stretch>
+                      <a:fillRect/>
+                    </a:stretch>
+                  </pic:blipFill>
+                  <pic:spPr>
+                    <a:xfrm>
+                      <a:off x="0" y="0"/>
+                      <a:ext cx="495935" cy="280670"/>
+                    </a:xfrm>
+                    <a:prstGeom prst="rect">
+                      <a:avLst/>
+                    </a:prstGeom>
+                  </pic:spPr>
+                </pic:pic>
+              </a:graphicData>
+            </a:graphic>
+          </wp:anchor>
+        </w:drawing>
+      </w:r>
     </w:p>
     <w:tbl>
       <w:tblPr>
@@ -1855,9 +1921,9 @@
       </w:tblPr>
       <w:tblGrid>
         <w:gridCol w:w="1093"/>
-        <w:gridCol w:w="2227"/>
-        <w:gridCol w:w="1000"/>
-        <w:gridCol w:w="3115"/>
+        <w:gridCol w:w="2767"/>
+        <w:gridCol w:w="924"/>
+        <w:gridCol w:w="2651"/>
       </w:tblGrid>
       <w:tr>
         <w:tblPrEx>
@@ -1903,7 +1969,7 @@
         </w:tc>
         <w:tc>
           <w:tcPr>
-            <w:tcW w:w="2227" w:type="dxa"/>
+            <w:tcW w:w="2767" w:type="dxa"/>
             <w:vAlign w:val="center"/>
           </w:tcPr>
           <w:p>
@@ -1933,7 +1999,7 @@
         </w:tc>
         <w:tc>
           <w:tcPr>
-            <w:tcW w:w="1000" w:type="dxa"/>
+            <w:tcW w:w="924" w:type="dxa"/>
             <w:vAlign w:val="center"/>
           </w:tcPr>
           <w:p>
@@ -1971,7 +2037,7 @@
         </w:tc>
         <w:tc>
           <w:tcPr>
-            <w:tcW w:w="3115" w:type="dxa"/>
+            <w:tcW w:w="2651" w:type="dxa"/>
             <w:vAlign w:val="top"/>
           </w:tcPr>
           <w:p>
@@ -1989,27 +2055,16 @@
             </w:pPr>
             <w:r>
               <w:rPr>
-                <w:rFonts w:hint="eastAsia" w:eastAsia="微软雅黑"/>
-                <w:b/>
-                <w:bCs/>
-                <w:sz w:val="24"/>
-                <w:szCs w:val="24"/>
-                <w:lang w:eastAsia="zh-CN"/>
-              </w:rPr>
-              <w:t>临检所复核人，</w:t>
-            </w:r>
-            <w:r>
-              <w:rPr>
                 <w:sz w:val="18"/>
               </w:rPr>
               <w:drawing>
                 <wp:anchor distT="0" distB="0" distL="114300" distR="114300" simplePos="0" relativeHeight="251662336" behindDoc="0" locked="0" layoutInCell="1" allowOverlap="1">
                   <wp:simplePos x="0" y="0"/>
                   <wp:positionH relativeFrom="column">
-                    <wp:posOffset>396875</wp:posOffset>
+                    <wp:posOffset>-342265</wp:posOffset>
                   </wp:positionH>
                   <wp:positionV relativeFrom="paragraph">
-                    <wp:posOffset>-449580</wp:posOffset>
+                    <wp:posOffset>-495300</wp:posOffset>
                   </wp:positionV>
                   <wp:extent cx="1442085" cy="1442085"/>
                   <wp:effectExtent l="0" t="0" r="5715" b="5715"/>
@@ -2028,7 +2083,7 @@
                           </pic:cNvPicPr>
                         </pic:nvPicPr>
                         <pic:blipFill>
-                          <a:blip r:embed="rId6">
+                          <a:blip r:embed="rId7">
                             <a:extLst>
                               <a:ext uri="{28A0092B-C50C-407E-A947-70E740481C1C}">
                                 <a14:useLocalDpi xmlns:a14="http://schemas.microsoft.com/office/drawing/2010/main" val="0"/>
@@ -2059,71 +2114,6 @@
                 </wp:anchor>
               </w:drawing>
             </w:r>
-            <w:r>
-              <w:rPr>
-                <w:rFonts w:hint="eastAsia" w:eastAsia="微软雅黑"/>
-                <w:lang w:eastAsia="zh-CN"/>
-              </w:rPr>
-              <w:drawing>
-                <wp:anchor distT="0" distB="0" distL="114300" distR="114300" simplePos="0" relativeHeight="251661312" behindDoc="0" locked="0" layoutInCell="1" allowOverlap="1">
-                  <wp:simplePos x="0" y="0"/>
-                  <wp:positionH relativeFrom="column">
-                    <wp:posOffset>1066165</wp:posOffset>
-                  </wp:positionH>
-                  <wp:positionV relativeFrom="paragraph">
-                    <wp:posOffset>8255</wp:posOffset>
-                  </wp:positionV>
-                  <wp:extent cx="495935" cy="280670"/>
-                  <wp:effectExtent l="0" t="0" r="0" b="9525"/>
-                  <wp:wrapNone/>
-                  <wp:docPr id="8" name="图片 8" descr="王建丽"/>
-                  <wp:cNvGraphicFramePr>
-                    <a:graphicFrameLocks xmlns:a="http://schemas.openxmlformats.org/drawingml/2006/main" noChangeAspect="1"/>
-                  </wp:cNvGraphicFramePr>
-                  <a:graphic xmlns:a="http://schemas.openxmlformats.org/drawingml/2006/main">
-                    <a:graphicData uri="http://schemas.openxmlformats.org/drawingml/2006/picture">
-                      <pic:pic xmlns:pic="http://schemas.openxmlformats.org/drawingml/2006/picture">
-                        <pic:nvPicPr>
-                          <pic:cNvPr id="8" name="图片 8" descr="王建丽"/>
-                          <pic:cNvPicPr>
-                            <a:picLocks noChangeAspect="1"/>
-                          </pic:cNvPicPr>
-                        </pic:nvPicPr>
-                        <pic:blipFill>
-                          <a:blip r:embed="rId7">
-                            <a:clrChange>
-                              <a:clrFrom>
-                                <a:srgbClr val="FFFFFF">
-                                  <a:alpha val="100000"/>
-                                </a:srgbClr>
-                              </a:clrFrom>
-                              <a:clrTo>
-                                <a:srgbClr val="FFFFFF">
-                                  <a:alpha val="100000"/>
-                                  <a:alpha val="0"/>
-                                </a:srgbClr>
-                              </a:clrTo>
-                            </a:clrChange>
-                          </a:blip>
-                          <a:stretch>
-                            <a:fillRect/>
-                          </a:stretch>
-                        </pic:blipFill>
-                        <pic:spPr>
-                          <a:xfrm>
-                            <a:off x="0" y="0"/>
-                            <a:ext cx="495935" cy="280670"/>
-                          </a:xfrm>
-                          <a:prstGeom prst="rect">
-                            <a:avLst/>
-                          </a:prstGeom>
-                        </pic:spPr>
-                      </pic:pic>
-                    </a:graphicData>
-                  </a:graphic>
-                </wp:anchor>
-              </w:drawing>
-            </w:r>
           </w:p>
         </w:tc>
       </w:tr>
@@ -2190,7 +2180,7 @@
         </w:tc>
         <w:tc>
           <w:tcPr>
-            <w:tcW w:w="2227" w:type="dxa"/>
+            <w:tcW w:w="2767" w:type="dxa"/>
             <w:vAlign w:val="center"/>
           </w:tcPr>
           <w:p>
@@ -2218,7 +2208,7 @@
         </w:tc>
         <w:tc>
           <w:tcPr>
-            <w:tcW w:w="1000" w:type="dxa"/>
+            <w:tcW w:w="924" w:type="dxa"/>
             <w:vAlign w:val="center"/>
           </w:tcPr>
           <w:p>
@@ -2265,7 +2255,7 @@
         </w:tc>
         <w:tc>
           <w:tcPr>
-            <w:tcW w:w="3115" w:type="dxa"/>
+            <w:tcW w:w="2651" w:type="dxa"/>
             <w:vAlign w:val="center"/>
           </w:tcPr>
           <w:p>
@@ -2304,7 +2294,6 @@
         </w:rPr>
       </w:pPr>
     </w:p>
-    <w:bookmarkEnd w:id="4"/>
     <w:tbl>
       <w:tblPr>
         <w:tblStyle w:val="230"/>

--- a/WebContent/docx/PD-L1检测报告-简版-苏州市立医院-本部&北区.docx
+++ b/WebContent/docx/PD-L1检测报告-简版-苏州市立医院-本部&北区.docx
@@ -1822,8 +1822,8 @@
       </w:pPr>
       <w:bookmarkStart w:id="0" w:name="_Toc31071"/>
       <w:bookmarkStart w:id="1" w:name="_Toc24726"/>
-      <w:bookmarkStart w:id="2" w:name="_Toc23941"/>
-      <w:bookmarkStart w:id="3" w:name="_Toc7030"/>
+      <w:bookmarkStart w:id="2" w:name="_Toc7030"/>
+      <w:bookmarkStart w:id="3" w:name="_Toc23941"/>
     </w:p>
     <w:p>
       <w:pPr>
@@ -1831,8 +1831,6 @@
           <w:lang w:eastAsia="zh-CN"/>
         </w:rPr>
       </w:pPr>
-      <w:bookmarkStart w:id="4" w:name="_GoBack"/>
-      <w:bookmarkEnd w:id="4"/>
     </w:p>
     <w:p>
       <w:pPr>
@@ -1840,71 +1838,6 @@
           <w:lang w:eastAsia="zh-CN"/>
         </w:rPr>
       </w:pPr>
-      <w:r>
-        <w:rPr>
-          <w:rFonts w:hint="eastAsia" w:eastAsia="微软雅黑"/>
-          <w:lang w:eastAsia="zh-CN"/>
-        </w:rPr>
-        <w:drawing>
-          <wp:anchor distT="0" distB="0" distL="114300" distR="114300" simplePos="0" relativeHeight="251661312" behindDoc="0" locked="0" layoutInCell="1" allowOverlap="1">
-            <wp:simplePos x="0" y="0"/>
-            <wp:positionH relativeFrom="column">
-              <wp:posOffset>4679950</wp:posOffset>
-            </wp:positionH>
-            <wp:positionV relativeFrom="paragraph">
-              <wp:posOffset>140970</wp:posOffset>
-            </wp:positionV>
-            <wp:extent cx="495935" cy="280670"/>
-            <wp:effectExtent l="0" t="0" r="0" b="9525"/>
-            <wp:wrapNone/>
-            <wp:docPr id="8" name="图片 8" descr="王建丽"/>
-            <wp:cNvGraphicFramePr>
-              <a:graphicFrameLocks xmlns:a="http://schemas.openxmlformats.org/drawingml/2006/main" noChangeAspect="1"/>
-            </wp:cNvGraphicFramePr>
-            <a:graphic xmlns:a="http://schemas.openxmlformats.org/drawingml/2006/main">
-              <a:graphicData uri="http://schemas.openxmlformats.org/drawingml/2006/picture">
-                <pic:pic xmlns:pic="http://schemas.openxmlformats.org/drawingml/2006/picture">
-                  <pic:nvPicPr>
-                    <pic:cNvPr id="8" name="图片 8" descr="王建丽"/>
-                    <pic:cNvPicPr>
-                      <a:picLocks noChangeAspect="1"/>
-                    </pic:cNvPicPr>
-                  </pic:nvPicPr>
-                  <pic:blipFill>
-                    <a:blip r:embed="rId6">
-                      <a:clrChange>
-                        <a:clrFrom>
-                          <a:srgbClr val="FFFFFF">
-                            <a:alpha val="100000"/>
-                          </a:srgbClr>
-                        </a:clrFrom>
-                        <a:clrTo>
-                          <a:srgbClr val="FFFFFF">
-                            <a:alpha val="100000"/>
-                            <a:alpha val="0"/>
-                          </a:srgbClr>
-                        </a:clrTo>
-                      </a:clrChange>
-                    </a:blip>
-                    <a:stretch>
-                      <a:fillRect/>
-                    </a:stretch>
-                  </pic:blipFill>
-                  <pic:spPr>
-                    <a:xfrm>
-                      <a:off x="0" y="0"/>
-                      <a:ext cx="495935" cy="280670"/>
-                    </a:xfrm>
-                    <a:prstGeom prst="rect">
-                      <a:avLst/>
-                    </a:prstGeom>
-                  </pic:spPr>
-                </pic:pic>
-              </a:graphicData>
-            </a:graphic>
-          </wp:anchor>
-        </w:drawing>
-      </w:r>
     </w:p>
     <w:tbl>
       <w:tblPr>
@@ -1935,7 +1868,7 @@
           </w:tblCellMar>
         </w:tblPrEx>
         <w:trPr>
-          <w:trHeight w:val="441" w:hRule="exact"/>
+          <w:trHeight w:val="454" w:hRule="exact"/>
           <w:jc w:val="right"/>
         </w:trPr>
         <w:tc>
@@ -2038,7 +1971,7 @@
         <w:tc>
           <w:tcPr>
             <w:tcW w:w="2651" w:type="dxa"/>
-            <w:vAlign w:val="top"/>
+            <w:vAlign w:val="bottom"/>
           </w:tcPr>
           <w:p>
             <w:pPr>
@@ -2055,16 +1988,59 @@
             </w:pPr>
             <w:r>
               <w:rPr>
+                <w:rFonts w:hint="default" w:ascii="Times New Roman" w:hAnsi="Times New Roman" w:cs="Times New Roman"/>
+                <w:sz w:val="16"/>
+                <w:szCs w:val="16"/>
+              </w:rPr>
+              <w:t>{{"ty_tianjin2"|sign(</w:t>
+            </w:r>
+            <w:r>
+              <w:rPr>
+                <w:rFonts w:hint="eastAsia" w:ascii="Times New Roman" w:hAnsi="Times New Roman" w:cs="Times New Roman"/>
+                <w:sz w:val="16"/>
+                <w:szCs w:val="16"/>
+                <w:lang w:val="en-US" w:eastAsia="zh-CN"/>
+              </w:rPr>
+              <w:t>39</w:t>
+            </w:r>
+            <w:r>
+              <w:rPr>
+                <w:rFonts w:hint="default" w:ascii="Times New Roman" w:hAnsi="Times New Roman" w:cs="Times New Roman"/>
+                <w:sz w:val="16"/>
+                <w:szCs w:val="16"/>
+              </w:rPr>
+              <w:t>,</w:t>
+            </w:r>
+            <w:r>
+              <w:rPr>
+                <w:rFonts w:hint="eastAsia" w:ascii="Times New Roman" w:hAnsi="Times New Roman" w:cs="Times New Roman"/>
+                <w:sz w:val="16"/>
+                <w:szCs w:val="16"/>
+                <w:lang w:val="en-US" w:eastAsia="zh-CN"/>
+              </w:rPr>
+              <w:t>22</w:t>
+            </w:r>
+            <w:r>
+              <w:rPr>
+                <w:rFonts w:hint="default" w:ascii="Times New Roman" w:hAnsi="Times New Roman" w:cs="Times New Roman"/>
+                <w:sz w:val="16"/>
+                <w:szCs w:val="16"/>
+              </w:rPr>
+              <w:t>)}}</w:t>
+            </w:r>
+            <w:bookmarkStart w:id="4" w:name="_GoBack"/>
+            <w:r>
+              <w:rPr>
                 <w:sz w:val="18"/>
               </w:rPr>
               <w:drawing>
-                <wp:anchor distT="0" distB="0" distL="114300" distR="114300" simplePos="0" relativeHeight="251662336" behindDoc="0" locked="0" layoutInCell="1" allowOverlap="1">
+                <wp:anchor distT="0" distB="0" distL="114300" distR="114300" simplePos="0" relativeHeight="251661312" behindDoc="0" locked="0" layoutInCell="1" allowOverlap="1">
                   <wp:simplePos x="0" y="0"/>
                   <wp:positionH relativeFrom="column">
-                    <wp:posOffset>-342265</wp:posOffset>
+                    <wp:posOffset>-243205</wp:posOffset>
                   </wp:positionH>
                   <wp:positionV relativeFrom="paragraph">
-                    <wp:posOffset>-495300</wp:posOffset>
+                    <wp:posOffset>-396240</wp:posOffset>
                   </wp:positionV>
                   <wp:extent cx="1442085" cy="1442085"/>
                   <wp:effectExtent l="0" t="0" r="5715" b="5715"/>
@@ -2083,7 +2059,7 @@
                           </pic:cNvPicPr>
                         </pic:nvPicPr>
                         <pic:blipFill>
-                          <a:blip r:embed="rId7">
+                          <a:blip r:embed="rId6">
                             <a:extLst>
                               <a:ext uri="{28A0092B-C50C-407E-A947-70E740481C1C}">
                                 <a14:useLocalDpi xmlns:a14="http://schemas.microsoft.com/office/drawing/2010/main" val="0"/>
@@ -2114,6 +2090,7 @@
                 </wp:anchor>
               </w:drawing>
             </w:r>
+            <w:bookmarkEnd w:id="4"/>
           </w:p>
         </w:tc>
       </w:tr>
